--- a/tests/pipeline/fixtures/TestItemsSchedule(segment).docx
+++ b/tests/pipeline/fixtures/TestItemsSchedule(segment).docx
@@ -90,7 +90,7 @@
           </w:tcPr>
           <w:p>
             <w:r>
-              <w:t>[Item]</w:t>
+              <w:t>[Item/]</w:t>
             </w:r>
           </w:p>
         </w:tc>
@@ -203,7 +203,7 @@
     <w:p/>
     <w:p>
       <w:r>
-        <w:t>[[Accidental Damage Cover applies to the items listed above. Each item is protected against unexpected physical damage.]]</w:t>
+        <w:t>[[$accidentalDamageNote]]</w:t>
       </w:r>
     </w:p>
     <w:p/>
